--- a/templates/templatepet.docx
+++ b/templates/templatepet.docx
@@ -33,29 +33,7 @@
           <w:sz w:val="28"/>
           <w:szCs w:val="28"/>
         </w:rPr>
-        <w:t xml:space="preserve"> {{</w:t>
-      </w:r>
-      <w:proofErr w:type="spellStart"/>
-      <w:r>
-        <w:rPr>
-          <w:b/>
-          <w:color w:val="000000"/>
-          <w:spacing w:val="100"/>
-          <w:sz w:val="28"/>
-          <w:szCs w:val="28"/>
-        </w:rPr>
-        <w:t>report_no</w:t>
-      </w:r>
-      <w:proofErr w:type="spellEnd"/>
-      <w:r>
-        <w:rPr>
-          <w:b/>
-          <w:color w:val="000000"/>
-          <w:spacing w:val="100"/>
-          <w:sz w:val="28"/>
-          <w:szCs w:val="28"/>
-        </w:rPr>
-        <w:t>}}</w:t>
+        <w:t xml:space="preserve"> {{report_no}}</w:t>
       </w:r>
     </w:p>
     <w:p>
@@ -327,27 +305,7 @@
           <w:sz w:val="32"/>
           <w:szCs w:val="28"/>
         </w:rPr>
-        <w:t>{{</w:t>
-      </w:r>
-      <w:proofErr w:type="spellStart"/>
-      <w:r>
-        <w:rPr>
-          <w:rFonts w:eastAsia="仿宋_GB2312"/>
-          <w:b/>
-          <w:sz w:val="32"/>
-          <w:szCs w:val="28"/>
-        </w:rPr>
-        <w:t>sample_name</w:t>
-      </w:r>
-      <w:proofErr w:type="spellEnd"/>
-      <w:r>
-        <w:rPr>
-          <w:rFonts w:eastAsia="仿宋_GB2312"/>
-          <w:b/>
-          <w:sz w:val="32"/>
-          <w:szCs w:val="28"/>
-        </w:rPr>
-        <w:t xml:space="preserve">}} </w:t>
+        <w:t xml:space="preserve">{{sample_name}} </w:t>
       </w:r>
       <w:r>
         <w:rPr>
@@ -431,27 +389,7 @@
           <w:sz w:val="32"/>
           <w:szCs w:val="28"/>
         </w:rPr>
-        <w:t>{{{</w:t>
-      </w:r>
-      <w:proofErr w:type="spellStart"/>
-      <w:r>
-        <w:rPr>
-          <w:rFonts w:eastAsia="仿宋_GB2312"/>
-          <w:b/>
-          <w:sz w:val="32"/>
-          <w:szCs w:val="28"/>
-        </w:rPr>
-        <w:t>client_name</w:t>
-      </w:r>
-      <w:proofErr w:type="spellEnd"/>
-      <w:r>
-        <w:rPr>
-          <w:rFonts w:eastAsia="仿宋_GB2312"/>
-          <w:b/>
-          <w:sz w:val="32"/>
-          <w:szCs w:val="28"/>
-        </w:rPr>
-        <w:t xml:space="preserve">}} </w:t>
+        <w:t xml:space="preserve">{{{client_name}} </w:t>
       </w:r>
       <w:r>
         <w:rPr>
@@ -1287,7 +1225,7 @@
     </w:p>
     <w:p>
       <w:pPr>
-        <w:ind w:firstLineChars="100" w:firstLine="180"/>
+        <w:ind w:firstLineChars="100" w:firstLine="481"/>
         <w:jc w:val="left"/>
         <w:rPr>
           <w:rFonts w:eastAsia="仿宋_GB2312"/>
@@ -1296,68 +1234,13 @@
       </w:pPr>
       <w:r>
         <w:rPr>
-          <w:rFonts w:eastAsia="仿宋_GB2312"/>
-          <w:noProof/>
-          <w:sz w:val="18"/>
-          <w:szCs w:val="18"/>
-          <w:lang w:val="en"/>
-        </w:rPr>
-        <w:pict w14:anchorId="3695F8F9">
-          <v:shapetype id="_x0000_t75" coordsize="21600,21600" o:spt="75" o:preferrelative="t" path="m@4@5l@4@11@9@11@9@5xe" filled="f" stroked="f">
-            <v:stroke joinstyle="miter"/>
-            <v:formulas>
-              <v:f eqn="if lineDrawn pixelLineWidth 0"/>
-              <v:f eqn="sum @0 1 0"/>
-              <v:f eqn="sum 0 0 @1"/>
-              <v:f eqn="prod @2 1 2"/>
-              <v:f eqn="prod @3 21600 pixelWidth"/>
-              <v:f eqn="prod @3 21600 pixelHeight"/>
-              <v:f eqn="sum @0 0 1"/>
-              <v:f eqn="prod @6 1 2"/>
-              <v:f eqn="prod @7 21600 pixelWidth"/>
-              <v:f eqn="sum @8 21600 0"/>
-              <v:f eqn="prod @7 21600 pixelHeight"/>
-              <v:f eqn="sum @10 21600 0"/>
-            </v:formulas>
-            <v:path o:extrusionok="f" gradientshapeok="t" o:connecttype="rect"/>
-            <o:lock v:ext="edit" aspectratio="t"/>
-          </v:shapetype>
-          <v:shape id="_x0000_s2051" type="#_x0000_t75" style="position:absolute;left:0;text-align:left;margin-left:268.7pt;margin-top:448.15pt;width:130.4pt;height:136.55pt;z-index:2;mso-position-horizontal-relative:text;mso-position-vertical-relative:text;mso-width-relative:page;mso-height-relative:page" wrapcoords="10800 0 9062 0 4841 1424 4841 1899 4221 2374 2731 3798 1986 4747 1490 5459 745 7596 497 9495 497 11393 745 13530 1366 15191 1490 16141 1986 17090 4221 18989 4345 19582 7324 20888 9062 21125 12414 21125 12910 21125 13779 21007 14276 20888 18000 19226 19738 17090 20731 15547 21352 13648 21352 7596 19241 3798 17503 1899 18372 1305 18000 237 16386 0 10800 0">
-            <v:imagedata r:id="rId6" o:title="" croptop="23365f" cropbottom="20965f" cropleft="15918f" cropright="12218f" gain="2.5"/>
-          </v:shape>
-        </w:pict>
-      </w:r>
-      <w:r>
-        <w:rPr>
           <w:b/>
           <w:color w:val="000000"/>
           <w:spacing w:val="100"/>
           <w:sz w:val="28"/>
           <w:szCs w:val="28"/>
         </w:rPr>
-        <w:t>{{</w:t>
-      </w:r>
-      <w:proofErr w:type="spellStart"/>
-      <w:r>
-        <w:rPr>
-          <w:b/>
-          <w:color w:val="000000"/>
-          <w:spacing w:val="100"/>
-          <w:sz w:val="28"/>
-          <w:szCs w:val="28"/>
-        </w:rPr>
-        <w:t>report_no</w:t>
-      </w:r>
-      <w:proofErr w:type="spellEnd"/>
-      <w:r>
-        <w:rPr>
-          <w:b/>
-          <w:color w:val="000000"/>
-          <w:spacing w:val="100"/>
-          <w:sz w:val="28"/>
-          <w:szCs w:val="28"/>
-        </w:rPr>
-        <w:t>}}</w:t>
+        <w:t>{{report_no}}</w:t>
       </w:r>
       <w:r>
         <w:rPr>
@@ -1440,23 +1323,7 @@
                 <w:rFonts w:eastAsia="仿宋_GB2312"/>
                 <w:szCs w:val="21"/>
               </w:rPr>
-              <w:t>{{</w:t>
-            </w:r>
-            <w:proofErr w:type="spellStart"/>
-            <w:r>
-              <w:rPr>
-                <w:rFonts w:eastAsia="仿宋_GB2312"/>
-                <w:szCs w:val="21"/>
-              </w:rPr>
-              <w:t>sample_name</w:t>
-            </w:r>
-            <w:proofErr w:type="spellEnd"/>
-            <w:r>
-              <w:rPr>
-                <w:rFonts w:eastAsia="仿宋_GB2312"/>
-                <w:szCs w:val="21"/>
-              </w:rPr>
-              <w:t>}}</w:t>
+              <w:t>{{sample_name}}</w:t>
             </w:r>
           </w:p>
         </w:tc>
@@ -1594,23 +1461,7 @@
                 <w:rFonts w:eastAsia="仿宋_GB2312" w:hint="eastAsia"/>
                 <w:szCs w:val="21"/>
               </w:rPr>
-              <w:t>{{</w:t>
-            </w:r>
-            <w:proofErr w:type="spellStart"/>
-            <w:r>
-              <w:rPr>
-                <w:rFonts w:eastAsia="仿宋_GB2312" w:hint="eastAsia"/>
-                <w:szCs w:val="21"/>
-              </w:rPr>
-              <w:t>client_name</w:t>
-            </w:r>
-            <w:proofErr w:type="spellEnd"/>
-            <w:r>
-              <w:rPr>
-                <w:rFonts w:eastAsia="仿宋_GB2312" w:hint="eastAsia"/>
-                <w:szCs w:val="21"/>
-              </w:rPr>
-              <w:t>}}</w:t>
+              <w:t>{{client_name}}</w:t>
             </w:r>
           </w:p>
         </w:tc>
@@ -1814,23 +1665,7 @@
                 <w:rFonts w:eastAsia="仿宋_GB2312"/>
                 <w:szCs w:val="21"/>
               </w:rPr>
-              <w:t>{{</w:t>
-            </w:r>
-            <w:proofErr w:type="spellStart"/>
-            <w:r>
-              <w:rPr>
-                <w:rFonts w:eastAsia="仿宋_GB2312"/>
-                <w:szCs w:val="21"/>
-              </w:rPr>
-              <w:t>pet_age</w:t>
-            </w:r>
-            <w:proofErr w:type="spellEnd"/>
-            <w:r>
-              <w:rPr>
-                <w:rFonts w:eastAsia="仿宋_GB2312"/>
-                <w:szCs w:val="21"/>
-              </w:rPr>
-              <w:t>}}</w:t>
+              <w:t>{{pet_age}}</w:t>
             </w:r>
           </w:p>
         </w:tc>
@@ -1874,23 +1709,7 @@
                 <w:rFonts w:eastAsia="仿宋_GB2312" w:hint="eastAsia"/>
                 <w:szCs w:val="21"/>
               </w:rPr>
-              <w:t>{{</w:t>
-            </w:r>
-            <w:proofErr w:type="spellStart"/>
-            <w:r>
-              <w:rPr>
-                <w:rFonts w:eastAsia="仿宋_GB2312" w:hint="eastAsia"/>
-                <w:szCs w:val="21"/>
-              </w:rPr>
-              <w:t>pet_gender</w:t>
-            </w:r>
-            <w:proofErr w:type="spellEnd"/>
-            <w:r>
-              <w:rPr>
-                <w:rFonts w:eastAsia="仿宋_GB2312" w:hint="eastAsia"/>
-                <w:szCs w:val="21"/>
-              </w:rPr>
-              <w:t>}}</w:t>
+              <w:t>{{pet_gender}}</w:t>
             </w:r>
           </w:p>
         </w:tc>
@@ -1964,7 +1783,6 @@
                 <w:szCs w:val="21"/>
               </w:rPr>
             </w:pPr>
-            <w:proofErr w:type="gramStart"/>
             <w:r>
               <w:rPr>
                 <w:rFonts w:eastAsia="仿宋_GB2312"/>
@@ -1972,7 +1790,6 @@
               </w:rPr>
               <w:t>接样日期</w:t>
             </w:r>
-            <w:proofErr w:type="gramEnd"/>
           </w:p>
         </w:tc>
         <w:tc>
@@ -1993,23 +1810,7 @@
                 <w:rFonts w:eastAsia="仿宋_GB2312" w:hint="eastAsia"/>
                 <w:szCs w:val="21"/>
               </w:rPr>
-              <w:t>{{</w:t>
-            </w:r>
-            <w:proofErr w:type="spellStart"/>
-            <w:r>
-              <w:rPr>
-                <w:rFonts w:eastAsia="仿宋_GB2312" w:hint="eastAsia"/>
-                <w:szCs w:val="21"/>
-              </w:rPr>
-              <w:t>recv_date</w:t>
-            </w:r>
-            <w:proofErr w:type="spellEnd"/>
-            <w:r>
-              <w:rPr>
-                <w:rFonts w:eastAsia="仿宋_GB2312" w:hint="eastAsia"/>
-                <w:szCs w:val="21"/>
-              </w:rPr>
-              <w:t>}}</w:t>
+              <w:t>{{recv_date}}</w:t>
             </w:r>
           </w:p>
         </w:tc>
@@ -2131,23 +1932,7 @@
                 <w:rFonts w:eastAsia="仿宋_GB2312" w:hint="eastAsia"/>
                 <w:szCs w:val="21"/>
               </w:rPr>
-              <w:t>{{</w:t>
-            </w:r>
-            <w:proofErr w:type="spellStart"/>
-            <w:r>
-              <w:rPr>
-                <w:rFonts w:eastAsia="仿宋_GB2312" w:hint="eastAsia"/>
-                <w:szCs w:val="21"/>
-              </w:rPr>
-              <w:t>sender_name</w:t>
-            </w:r>
-            <w:proofErr w:type="spellEnd"/>
-            <w:r>
-              <w:rPr>
-                <w:rFonts w:eastAsia="仿宋_GB2312" w:hint="eastAsia"/>
-                <w:szCs w:val="21"/>
-              </w:rPr>
-              <w:t>}}</w:t>
+              <w:t>{{sender_name}}</w:t>
             </w:r>
           </w:p>
         </w:tc>
@@ -2247,23 +2032,7 @@
                 <w:rFonts w:eastAsia="仿宋_GB2312" w:hint="eastAsia"/>
                 <w:szCs w:val="21"/>
               </w:rPr>
-              <w:t>{{</w:t>
-            </w:r>
-            <w:proofErr w:type="spellStart"/>
-            <w:r>
-              <w:rPr>
-                <w:rFonts w:eastAsia="仿宋_GB2312" w:hint="eastAsia"/>
-                <w:szCs w:val="21"/>
-              </w:rPr>
-              <w:t>test_date</w:t>
-            </w:r>
-            <w:proofErr w:type="spellEnd"/>
-            <w:r>
-              <w:rPr>
-                <w:rFonts w:eastAsia="仿宋_GB2312" w:hint="eastAsia"/>
-                <w:szCs w:val="21"/>
-              </w:rPr>
-              <w:t>}}</w:t>
+              <w:t>{{test_date}}</w:t>
             </w:r>
           </w:p>
         </w:tc>
@@ -2470,7 +2239,6 @@
                 <w:lang w:val="en"/>
               </w:rPr>
             </w:pPr>
-            <w:proofErr w:type="gramStart"/>
             <w:r>
               <w:rPr>
                 <w:rFonts w:eastAsia="仿宋_GB2312" w:hint="eastAsia"/>
@@ -2479,7 +2247,6 @@
               </w:rPr>
               <w:t>移液枪</w:t>
             </w:r>
-            <w:proofErr w:type="gramEnd"/>
           </w:p>
         </w:tc>
         <w:tc>
@@ -2688,23 +2455,7 @@
                 <w:rFonts w:eastAsia="仿宋_GB2312"/>
                 <w:szCs w:val="21"/>
               </w:rPr>
-              <w:t xml:space="preserve"> {{</w:t>
-            </w:r>
-            <w:proofErr w:type="spellStart"/>
-            <w:r>
-              <w:rPr>
-                <w:rFonts w:eastAsia="仿宋_GB2312"/>
-                <w:szCs w:val="21"/>
-              </w:rPr>
-              <w:t>antibody_value</w:t>
-            </w:r>
-            <w:proofErr w:type="spellEnd"/>
-            <w:r>
-              <w:rPr>
-                <w:rFonts w:eastAsia="仿宋_GB2312"/>
-                <w:szCs w:val="21"/>
-              </w:rPr>
-              <w:t>}} IU/ml</w:t>
+              <w:t xml:space="preserve"> {{antibody_value}} IU/ml</w:t>
             </w:r>
           </w:p>
         </w:tc>
@@ -2801,25 +2552,7 @@
                 <w:sz w:val="18"/>
                 <w:szCs w:val="18"/>
               </w:rPr>
-              <w:t>{{</w:t>
-            </w:r>
-            <w:proofErr w:type="spellStart"/>
-            <w:r>
-              <w:rPr>
-                <w:rFonts w:eastAsia="仿宋_GB2312"/>
-                <w:sz w:val="18"/>
-                <w:szCs w:val="18"/>
-              </w:rPr>
-              <w:t>conclusion_text</w:t>
-            </w:r>
-            <w:proofErr w:type="spellEnd"/>
-            <w:r>
-              <w:rPr>
-                <w:rFonts w:eastAsia="仿宋_GB2312"/>
-                <w:sz w:val="18"/>
-                <w:szCs w:val="18"/>
-              </w:rPr>
-              <w:t>}}</w:t>
+              <w:t>{{conclusion_text}}</w:t>
             </w:r>
           </w:p>
           <w:p>
@@ -2867,23 +2600,7 @@
                 <w:rFonts w:eastAsia="仿宋_GB2312" w:hint="eastAsia"/>
                 <w:szCs w:val="21"/>
               </w:rPr>
-              <w:t>{{</w:t>
-            </w:r>
-            <w:proofErr w:type="spellStart"/>
-            <w:r>
-              <w:rPr>
-                <w:rFonts w:eastAsia="仿宋_GB2312" w:hint="eastAsia"/>
-                <w:szCs w:val="21"/>
-              </w:rPr>
-              <w:t>test_date</w:t>
-            </w:r>
-            <w:proofErr w:type="spellEnd"/>
-            <w:r>
-              <w:rPr>
-                <w:rFonts w:eastAsia="仿宋_GB2312" w:hint="eastAsia"/>
-                <w:szCs w:val="21"/>
-              </w:rPr>
-              <w:t>}}</w:t>
+              <w:t>{{test_date}}</w:t>
             </w:r>
           </w:p>
         </w:tc>
@@ -2935,48 +2652,7 @@
                 <w:rFonts w:eastAsia="仿宋_GB2312" w:hint="eastAsia"/>
                 <w:szCs w:val="21"/>
               </w:rPr>
-              <w:t>{{</w:t>
-            </w:r>
-            <w:proofErr w:type="spellStart"/>
-            <w:r>
-              <w:rPr>
-                <w:rFonts w:eastAsia="仿宋_GB2312" w:hint="eastAsia"/>
-                <w:szCs w:val="21"/>
-              </w:rPr>
-              <w:t>sampling_photo</w:t>
-            </w:r>
-            <w:proofErr w:type="spellEnd"/>
-            <w:proofErr w:type="gramStart"/>
-            <w:r>
-              <w:rPr>
-                <w:rFonts w:eastAsia="仿宋_GB2312" w:hint="eastAsia"/>
-                <w:szCs w:val="21"/>
-              </w:rPr>
-              <w:t xml:space="preserve">}}   </w:t>
-            </w:r>
-            <w:proofErr w:type="gramEnd"/>
-            <w:r>
-              <w:rPr>
-                <w:rFonts w:eastAsia="仿宋_GB2312" w:hint="eastAsia"/>
-                <w:szCs w:val="21"/>
-              </w:rPr>
-              <w:t xml:space="preserve"> {{</w:t>
-            </w:r>
-            <w:proofErr w:type="spellStart"/>
-            <w:r>
-              <w:rPr>
-                <w:rFonts w:eastAsia="仿宋_GB2312" w:hint="eastAsia"/>
-                <w:szCs w:val="21"/>
-              </w:rPr>
-              <w:t>sampling_note</w:t>
-            </w:r>
-            <w:proofErr w:type="spellEnd"/>
-            <w:r>
-              <w:rPr>
-                <w:rFonts w:eastAsia="仿宋_GB2312" w:hint="eastAsia"/>
-                <w:szCs w:val="21"/>
-              </w:rPr>
-              <w:t>}}</w:t>
+              <w:t>{{sampling_photo}}    {{sampling_note}}</w:t>
             </w:r>
           </w:p>
         </w:tc>
@@ -2988,22 +2664,11 @@
       </w:pPr>
       <w:r>
         <w:rPr>
-          <w:noProof/>
-        </w:rPr>
-        <w:pict w14:anchorId="3695F8F9">
-          <v:shape id="_x0000_s2050" type="#_x0000_t75" style="position:absolute;left:0;text-align:left;margin-left:273.55pt;margin-top:40.05pt;width:130.4pt;height:136.55pt;z-index:1;mso-position-horizontal-relative:text;mso-position-vertical-relative:text;mso-width-relative:page;mso-height-relative:page">
-            <v:imagedata r:id="rId6" o:title="" croptop="23365f" cropbottom="20965f" cropleft="15918f" cropright="12218f" gain="2.5"/>
-          </v:shape>
-        </w:pict>
-      </w:r>
-      <w:r>
-        <w:rPr>
           <w:rFonts w:ascii="仿宋_GB2312" w:eastAsia="仿宋_GB2312" w:hint="eastAsia"/>
           <w:szCs w:val="18"/>
         </w:rPr>
         <w:t>批准：</w:t>
       </w:r>
-      <w:proofErr w:type="gramStart"/>
       <w:r>
         <w:rPr>
           <w:rFonts w:ascii="仿宋_GB2312" w:eastAsia="仿宋_GB2312" w:hint="eastAsia"/>
@@ -3011,7 +2676,6 @@
         </w:rPr>
         <w:t>周余胜</w:t>
       </w:r>
-      <w:proofErr w:type="gramEnd"/>
       <w:r>
         <w:rPr>
           <w:rFonts w:ascii="仿宋_GB2312" w:eastAsia="仿宋_GB2312" w:hint="eastAsia"/>
@@ -3019,7 +2683,6 @@
         </w:rPr>
         <w:t xml:space="preserve">               审核：</w:t>
       </w:r>
-      <w:proofErr w:type="gramStart"/>
       <w:r>
         <w:rPr>
           <w:rFonts w:ascii="仿宋_GB2312" w:eastAsia="仿宋_GB2312" w:hint="eastAsia"/>
@@ -3027,7 +2690,6 @@
         </w:rPr>
         <w:t>王乐慧</w:t>
       </w:r>
-      <w:proofErr w:type="gramEnd"/>
       <w:r>
         <w:rPr>
           <w:rFonts w:ascii="仿宋_GB2312" w:eastAsia="仿宋_GB2312" w:hint="eastAsia"/>
@@ -3035,21 +2697,12 @@
         </w:rPr>
         <w:t xml:space="preserve">             报告编制：</w:t>
       </w:r>
-      <w:proofErr w:type="gramStart"/>
       <w:r>
         <w:rPr>
           <w:rFonts w:ascii="仿宋_GB2312" w:eastAsia="仿宋_GB2312" w:hint="eastAsia"/>
           <w:szCs w:val="18"/>
         </w:rPr>
-        <w:t>周余胜</w:t>
-      </w:r>
-      <w:proofErr w:type="gramEnd"/>
-      <w:r>
-        <w:rPr>
-          <w:rFonts w:ascii="仿宋_GB2312" w:eastAsia="仿宋_GB2312" w:hint="eastAsia"/>
-          <w:szCs w:val="18"/>
-        </w:rPr>
-        <w:t xml:space="preserve"> </w:t>
+        <w:t xml:space="preserve">周余胜 </w:t>
       </w:r>
       <w:r>
         <w:rPr>
@@ -3060,7 +2713,7 @@
       </w:r>
     </w:p>
     <w:sectPr>
-      <w:footerReference w:type="default" r:id="rId7"/>
+      <w:footerReference w:type="default" r:id="rId6"/>
       <w:pgSz w:w="11906" w:h="16838"/>
       <w:pgMar w:top="1440" w:right="1440" w:bottom="1440" w:left="1440" w:header="851" w:footer="992" w:gutter="0"/>
       <w:cols w:space="720"/>

--- a/templates/templatepet.docx
+++ b/templates/templatepet.docx
@@ -33,7 +33,29 @@
           <w:sz w:val="28"/>
           <w:szCs w:val="28"/>
         </w:rPr>
-        <w:t xml:space="preserve"> {{report_no}}</w:t>
+        <w:t xml:space="preserve"> {{</w:t>
+      </w:r>
+      <w:proofErr w:type="spellStart"/>
+      <w:r>
+        <w:rPr>
+          <w:b/>
+          <w:color w:val="000000"/>
+          <w:spacing w:val="100"/>
+          <w:sz w:val="28"/>
+          <w:szCs w:val="28"/>
+        </w:rPr>
+        <w:t>report_no</w:t>
+      </w:r>
+      <w:proofErr w:type="spellEnd"/>
+      <w:r>
+        <w:rPr>
+          <w:b/>
+          <w:color w:val="000000"/>
+          <w:spacing w:val="100"/>
+          <w:sz w:val="28"/>
+          <w:szCs w:val="28"/>
+        </w:rPr>
+        <w:t>}}</w:t>
       </w:r>
     </w:p>
     <w:p>
@@ -305,7 +327,27 @@
           <w:sz w:val="32"/>
           <w:szCs w:val="28"/>
         </w:rPr>
-        <w:t xml:space="preserve">{{sample_name}} </w:t>
+        <w:t>{{</w:t>
+      </w:r>
+      <w:proofErr w:type="spellStart"/>
+      <w:r>
+        <w:rPr>
+          <w:rFonts w:eastAsia="仿宋_GB2312"/>
+          <w:b/>
+          <w:sz w:val="32"/>
+          <w:szCs w:val="28"/>
+        </w:rPr>
+        <w:t>sample_name</w:t>
+      </w:r>
+      <w:proofErr w:type="spellEnd"/>
+      <w:r>
+        <w:rPr>
+          <w:rFonts w:eastAsia="仿宋_GB2312"/>
+          <w:b/>
+          <w:sz w:val="32"/>
+          <w:szCs w:val="28"/>
+        </w:rPr>
+        <w:t xml:space="preserve">}} </w:t>
       </w:r>
       <w:r>
         <w:rPr>
@@ -389,7 +431,27 @@
           <w:sz w:val="32"/>
           <w:szCs w:val="28"/>
         </w:rPr>
-        <w:t xml:space="preserve">{{{client_name}} </w:t>
+        <w:t>{{{</w:t>
+      </w:r>
+      <w:proofErr w:type="spellStart"/>
+      <w:r>
+        <w:rPr>
+          <w:rFonts w:eastAsia="仿宋_GB2312"/>
+          <w:b/>
+          <w:sz w:val="32"/>
+          <w:szCs w:val="28"/>
+        </w:rPr>
+        <w:t>client_name</w:t>
+      </w:r>
+      <w:proofErr w:type="spellEnd"/>
+      <w:r>
+        <w:rPr>
+          <w:rFonts w:eastAsia="仿宋_GB2312"/>
+          <w:b/>
+          <w:sz w:val="32"/>
+          <w:szCs w:val="28"/>
+        </w:rPr>
+        <w:t xml:space="preserve">}} </w:t>
       </w:r>
       <w:r>
         <w:rPr>
@@ -666,8 +728,33 @@
       <w:pPr>
         <w:jc w:val="center"/>
         <w:rPr>
-          <w:rFonts w:ascii="仿宋_GB2312" w:eastAsia="仿宋_GB2312" w:hAnsi="SimSun"/>
-          <w:b/>
+          <w:b/>
+          <w:bCs/>
+          <w:color w:val="000000"/>
+          <w:sz w:val="36"/>
+          <w:szCs w:val="36"/>
+        </w:rPr>
+      </w:pPr>
+    </w:p>
+    <w:p>
+      <w:pPr>
+        <w:jc w:val="center"/>
+        <w:rPr>
+          <w:b/>
+          <w:bCs/>
+          <w:color w:val="000000"/>
+          <w:sz w:val="36"/>
+          <w:szCs w:val="36"/>
+        </w:rPr>
+      </w:pPr>
+    </w:p>
+    <w:p>
+      <w:pPr>
+        <w:jc w:val="center"/>
+        <w:rPr>
+          <w:b/>
+          <w:bCs/>
+          <w:color w:val="000000"/>
           <w:sz w:val="36"/>
           <w:szCs w:val="36"/>
         </w:rPr>
@@ -1077,6 +1164,7 @@
       <w:pPr>
         <w:jc w:val="center"/>
         <w:rPr>
+          <w:rFonts w:hint="eastAsia"/>
           <w:b/>
           <w:bCs/>
           <w:color w:val="000000"/>
@@ -1084,10 +1172,7 @@
           <w:szCs w:val="36"/>
         </w:rPr>
       </w:pPr>
-    </w:p>
-    <w:p>
-      <w:pPr>
-        <w:jc w:val="center"/>
+      <w:r>
         <w:rPr>
           <w:b/>
           <w:bCs/>
@@ -1095,7 +1180,8 @@
           <w:sz w:val="36"/>
           <w:szCs w:val="36"/>
         </w:rPr>
-      </w:pPr>
+        <w:br w:type="page"/>
+      </w:r>
     </w:p>
     <w:p>
       <w:pPr>
@@ -1240,7 +1326,29 @@
           <w:sz w:val="28"/>
           <w:szCs w:val="28"/>
         </w:rPr>
-        <w:t>{{report_no}}</w:t>
+        <w:t>{{</w:t>
+      </w:r>
+      <w:proofErr w:type="spellStart"/>
+      <w:r>
+        <w:rPr>
+          <w:b/>
+          <w:color w:val="000000"/>
+          <w:spacing w:val="100"/>
+          <w:sz w:val="28"/>
+          <w:szCs w:val="28"/>
+        </w:rPr>
+        <w:t>report_no</w:t>
+      </w:r>
+      <w:proofErr w:type="spellEnd"/>
+      <w:r>
+        <w:rPr>
+          <w:b/>
+          <w:color w:val="000000"/>
+          <w:spacing w:val="100"/>
+          <w:sz w:val="28"/>
+          <w:szCs w:val="28"/>
+        </w:rPr>
+        <w:t>}}</w:t>
       </w:r>
       <w:r>
         <w:rPr>
@@ -1323,7 +1431,23 @@
                 <w:rFonts w:eastAsia="仿宋_GB2312"/>
                 <w:szCs w:val="21"/>
               </w:rPr>
-              <w:t>{{sample_name}}</w:t>
+              <w:t>{{</w:t>
+            </w:r>
+            <w:proofErr w:type="spellStart"/>
+            <w:r>
+              <w:rPr>
+                <w:rFonts w:eastAsia="仿宋_GB2312"/>
+                <w:szCs w:val="21"/>
+              </w:rPr>
+              <w:t>sample_name</w:t>
+            </w:r>
+            <w:proofErr w:type="spellEnd"/>
+            <w:r>
+              <w:rPr>
+                <w:rFonts w:eastAsia="仿宋_GB2312"/>
+                <w:szCs w:val="21"/>
+              </w:rPr>
+              <w:t>}}</w:t>
             </w:r>
           </w:p>
         </w:tc>
@@ -1461,7 +1585,23 @@
                 <w:rFonts w:eastAsia="仿宋_GB2312" w:hint="eastAsia"/>
                 <w:szCs w:val="21"/>
               </w:rPr>
-              <w:t>{{client_name}}</w:t>
+              <w:t>{{</w:t>
+            </w:r>
+            <w:proofErr w:type="spellStart"/>
+            <w:r>
+              <w:rPr>
+                <w:rFonts w:eastAsia="仿宋_GB2312" w:hint="eastAsia"/>
+                <w:szCs w:val="21"/>
+              </w:rPr>
+              <w:t>client_name</w:t>
+            </w:r>
+            <w:proofErr w:type="spellEnd"/>
+            <w:r>
+              <w:rPr>
+                <w:rFonts w:eastAsia="仿宋_GB2312" w:hint="eastAsia"/>
+                <w:szCs w:val="21"/>
+              </w:rPr>
+              <w:t>}}</w:t>
             </w:r>
           </w:p>
         </w:tc>
@@ -1665,7 +1805,23 @@
                 <w:rFonts w:eastAsia="仿宋_GB2312"/>
                 <w:szCs w:val="21"/>
               </w:rPr>
-              <w:t>{{pet_age}}</w:t>
+              <w:t>{{</w:t>
+            </w:r>
+            <w:proofErr w:type="spellStart"/>
+            <w:r>
+              <w:rPr>
+                <w:rFonts w:eastAsia="仿宋_GB2312"/>
+                <w:szCs w:val="21"/>
+              </w:rPr>
+              <w:t>pet_age</w:t>
+            </w:r>
+            <w:proofErr w:type="spellEnd"/>
+            <w:r>
+              <w:rPr>
+                <w:rFonts w:eastAsia="仿宋_GB2312"/>
+                <w:szCs w:val="21"/>
+              </w:rPr>
+              <w:t>}}</w:t>
             </w:r>
           </w:p>
         </w:tc>
@@ -1709,7 +1865,23 @@
                 <w:rFonts w:eastAsia="仿宋_GB2312" w:hint="eastAsia"/>
                 <w:szCs w:val="21"/>
               </w:rPr>
-              <w:t>{{pet_gender}}</w:t>
+              <w:t>{{</w:t>
+            </w:r>
+            <w:proofErr w:type="spellStart"/>
+            <w:r>
+              <w:rPr>
+                <w:rFonts w:eastAsia="仿宋_GB2312" w:hint="eastAsia"/>
+                <w:szCs w:val="21"/>
+              </w:rPr>
+              <w:t>pet_gender</w:t>
+            </w:r>
+            <w:proofErr w:type="spellEnd"/>
+            <w:r>
+              <w:rPr>
+                <w:rFonts w:eastAsia="仿宋_GB2312" w:hint="eastAsia"/>
+                <w:szCs w:val="21"/>
+              </w:rPr>
+              <w:t>}}</w:t>
             </w:r>
           </w:p>
         </w:tc>
@@ -1810,7 +1982,23 @@
                 <w:rFonts w:eastAsia="仿宋_GB2312" w:hint="eastAsia"/>
                 <w:szCs w:val="21"/>
               </w:rPr>
-              <w:t>{{recv_date}}</w:t>
+              <w:t>{{</w:t>
+            </w:r>
+            <w:proofErr w:type="spellStart"/>
+            <w:r>
+              <w:rPr>
+                <w:rFonts w:eastAsia="仿宋_GB2312" w:hint="eastAsia"/>
+                <w:szCs w:val="21"/>
+              </w:rPr>
+              <w:t>recv_date</w:t>
+            </w:r>
+            <w:proofErr w:type="spellEnd"/>
+            <w:r>
+              <w:rPr>
+                <w:rFonts w:eastAsia="仿宋_GB2312" w:hint="eastAsia"/>
+                <w:szCs w:val="21"/>
+              </w:rPr>
+              <w:t>}}</w:t>
             </w:r>
           </w:p>
         </w:tc>
@@ -1932,7 +2120,23 @@
                 <w:rFonts w:eastAsia="仿宋_GB2312" w:hint="eastAsia"/>
                 <w:szCs w:val="21"/>
               </w:rPr>
-              <w:t>{{sender_name}}</w:t>
+              <w:t>{{</w:t>
+            </w:r>
+            <w:proofErr w:type="spellStart"/>
+            <w:r>
+              <w:rPr>
+                <w:rFonts w:eastAsia="仿宋_GB2312" w:hint="eastAsia"/>
+                <w:szCs w:val="21"/>
+              </w:rPr>
+              <w:t>sender_name</w:t>
+            </w:r>
+            <w:proofErr w:type="spellEnd"/>
+            <w:r>
+              <w:rPr>
+                <w:rFonts w:eastAsia="仿宋_GB2312" w:hint="eastAsia"/>
+                <w:szCs w:val="21"/>
+              </w:rPr>
+              <w:t>}}</w:t>
             </w:r>
           </w:p>
         </w:tc>
@@ -2032,7 +2236,23 @@
                 <w:rFonts w:eastAsia="仿宋_GB2312" w:hint="eastAsia"/>
                 <w:szCs w:val="21"/>
               </w:rPr>
-              <w:t>{{test_date}}</w:t>
+              <w:t>{{</w:t>
+            </w:r>
+            <w:proofErr w:type="spellStart"/>
+            <w:r>
+              <w:rPr>
+                <w:rFonts w:eastAsia="仿宋_GB2312" w:hint="eastAsia"/>
+                <w:szCs w:val="21"/>
+              </w:rPr>
+              <w:t>test_date</w:t>
+            </w:r>
+            <w:proofErr w:type="spellEnd"/>
+            <w:r>
+              <w:rPr>
+                <w:rFonts w:eastAsia="仿宋_GB2312" w:hint="eastAsia"/>
+                <w:szCs w:val="21"/>
+              </w:rPr>
+              <w:t>}}</w:t>
             </w:r>
           </w:p>
         </w:tc>
@@ -2455,7 +2675,23 @@
                 <w:rFonts w:eastAsia="仿宋_GB2312"/>
                 <w:szCs w:val="21"/>
               </w:rPr>
-              <w:t xml:space="preserve"> {{antibody_value}} IU/ml</w:t>
+              <w:t xml:space="preserve"> {{</w:t>
+            </w:r>
+            <w:proofErr w:type="spellStart"/>
+            <w:r>
+              <w:rPr>
+                <w:rFonts w:eastAsia="仿宋_GB2312"/>
+                <w:szCs w:val="21"/>
+              </w:rPr>
+              <w:t>antibody_value</w:t>
+            </w:r>
+            <w:proofErr w:type="spellEnd"/>
+            <w:r>
+              <w:rPr>
+                <w:rFonts w:eastAsia="仿宋_GB2312"/>
+                <w:szCs w:val="21"/>
+              </w:rPr>
+              <w:t>}} IU/ml</w:t>
             </w:r>
           </w:p>
         </w:tc>
@@ -2552,7 +2788,25 @@
                 <w:sz w:val="18"/>
                 <w:szCs w:val="18"/>
               </w:rPr>
-              <w:t>{{conclusion_text}}</w:t>
+              <w:t>{{</w:t>
+            </w:r>
+            <w:proofErr w:type="spellStart"/>
+            <w:r>
+              <w:rPr>
+                <w:rFonts w:eastAsia="仿宋_GB2312"/>
+                <w:sz w:val="18"/>
+                <w:szCs w:val="18"/>
+              </w:rPr>
+              <w:t>conclusion_text</w:t>
+            </w:r>
+            <w:proofErr w:type="spellEnd"/>
+            <w:r>
+              <w:rPr>
+                <w:rFonts w:eastAsia="仿宋_GB2312"/>
+                <w:sz w:val="18"/>
+                <w:szCs w:val="18"/>
+              </w:rPr>
+              <w:t>}}</w:t>
             </w:r>
           </w:p>
           <w:p>
@@ -2600,7 +2854,23 @@
                 <w:rFonts w:eastAsia="仿宋_GB2312" w:hint="eastAsia"/>
                 <w:szCs w:val="21"/>
               </w:rPr>
-              <w:t>{{test_date}}</w:t>
+              <w:t>{{</w:t>
+            </w:r>
+            <w:proofErr w:type="spellStart"/>
+            <w:r>
+              <w:rPr>
+                <w:rFonts w:eastAsia="仿宋_GB2312" w:hint="eastAsia"/>
+                <w:szCs w:val="21"/>
+              </w:rPr>
+              <w:t>test_date</w:t>
+            </w:r>
+            <w:proofErr w:type="spellEnd"/>
+            <w:r>
+              <w:rPr>
+                <w:rFonts w:eastAsia="仿宋_GB2312" w:hint="eastAsia"/>
+                <w:szCs w:val="21"/>
+              </w:rPr>
+              <w:t>}}</w:t>
             </w:r>
           </w:p>
         </w:tc>
@@ -2652,7 +2922,39 @@
                 <w:rFonts w:eastAsia="仿宋_GB2312" w:hint="eastAsia"/>
                 <w:szCs w:val="21"/>
               </w:rPr>
-              <w:t>{{sampling_photo}}    {{sampling_note}}</w:t>
+              <w:t>{{</w:t>
+            </w:r>
+            <w:proofErr w:type="spellStart"/>
+            <w:r>
+              <w:rPr>
+                <w:rFonts w:eastAsia="仿宋_GB2312" w:hint="eastAsia"/>
+                <w:szCs w:val="21"/>
+              </w:rPr>
+              <w:t>sampling_photo</w:t>
+            </w:r>
+            <w:proofErr w:type="spellEnd"/>
+            <w:r>
+              <w:rPr>
+                <w:rFonts w:eastAsia="仿宋_GB2312" w:hint="eastAsia"/>
+                <w:szCs w:val="21"/>
+              </w:rPr>
+              <w:t>}}    {{</w:t>
+            </w:r>
+            <w:proofErr w:type="spellStart"/>
+            <w:r>
+              <w:rPr>
+                <w:rFonts w:eastAsia="仿宋_GB2312" w:hint="eastAsia"/>
+                <w:szCs w:val="21"/>
+              </w:rPr>
+              <w:t>sampling_note</w:t>
+            </w:r>
+            <w:proofErr w:type="spellEnd"/>
+            <w:r>
+              <w:rPr>
+                <w:rFonts w:eastAsia="仿宋_GB2312" w:hint="eastAsia"/>
+                <w:szCs w:val="21"/>
+              </w:rPr>
+              <w:t>}}</w:t>
             </w:r>
           </w:p>
         </w:tc>
